--- a/introduction.docx
+++ b/introduction.docx
@@ -4,14 +4,13 @@
   <w:body>
     <w:p>
       <w:pPr>
-        <w:spacing w:line="360" w:lineRule="auto"/>
         <w:jc w:val="both"/>
         <w:rPr>
           <w:rFonts w:ascii="Times New Roman" w:hAnsi="Times New Roman" w:cs="Times New Roman"/>
           <w:b/>
           <w:bCs/>
-          <w:sz w:val="40"/>
-          <w:szCs w:val="40"/>
+          <w:sz w:val="36"/>
+          <w:szCs w:val="36"/>
         </w:rPr>
       </w:pPr>
       <w:r>
@@ -19,22 +18,21 @@
           <w:rFonts w:ascii="Times New Roman" w:hAnsi="Times New Roman" w:cs="Times New Roman"/>
           <w:b/>
           <w:bCs/>
-          <w:sz w:val="40"/>
-          <w:szCs w:val="40"/>
+          <w:sz w:val="36"/>
+          <w:szCs w:val="36"/>
         </w:rPr>
         <w:t>Chapter 1</w:t>
       </w:r>
     </w:p>
     <w:p>
       <w:pPr>
-        <w:spacing w:line="360" w:lineRule="auto"/>
         <w:jc w:val="both"/>
         <w:rPr>
           <w:rFonts w:ascii="Times New Roman" w:hAnsi="Times New Roman" w:cs="Times New Roman"/>
           <w:b/>
           <w:bCs/>
-          <w:sz w:val="40"/>
-          <w:szCs w:val="40"/>
+          <w:sz w:val="36"/>
+          <w:szCs w:val="36"/>
         </w:rPr>
       </w:pPr>
       <w:r>
@@ -42,16 +40,36 @@
           <w:rFonts w:ascii="Times New Roman" w:hAnsi="Times New Roman" w:cs="Times New Roman"/>
           <w:b/>
           <w:bCs/>
-          <w:sz w:val="40"/>
-          <w:szCs w:val="40"/>
+          <w:sz w:val="36"/>
+          <w:szCs w:val="36"/>
         </w:rPr>
         <w:t>Introduction</w:t>
       </w:r>
     </w:p>
     <w:p>
       <w:pPr>
-        <w:spacing w:line="360" w:lineRule="auto"/>
-        <w:jc w:val="both"/>
+        <w:jc w:val="both"/>
+        <w:rPr>
+          <w:rFonts w:ascii="Times New Roman" w:hAnsi="Times New Roman" w:cs="Times New Roman"/>
+          <w:b/>
+          <w:bCs/>
+          <w:sz w:val="28"/>
+          <w:szCs w:val="28"/>
+        </w:rPr>
+      </w:pPr>
+    </w:p>
+    <w:p>
+      <w:pPr>
+        <w:jc w:val="both"/>
+        <w:rPr>
+          <w:rFonts w:ascii="Times New Roman" w:hAnsi="Times New Roman" w:cs="Times New Roman"/>
+          <w:b/>
+          <w:bCs/>
+          <w:sz w:val="28"/>
+          <w:szCs w:val="28"/>
+        </w:rPr>
+      </w:pPr>
+      <w:r>
         <w:rPr>
           <w:rFonts w:ascii="Times New Roman" w:hAnsi="Times New Roman" w:cs="Times New Roman"/>
           <w:b/>
@@ -59,8 +77,89 @@
           <w:sz w:val="32"/>
           <w:szCs w:val="32"/>
         </w:rPr>
-      </w:pPr>
-      <w:r>
+        <w:t>1.1 General Problem</w:t>
+      </w:r>
+    </w:p>
+    <w:p>
+      <w:pPr>
+        <w:ind w:firstLine="360"/>
+        <w:jc w:val="both"/>
+        <w:rPr>
+          <w:rFonts w:ascii="Times New Roman" w:hAnsi="Times New Roman" w:cs="Times New Roman"/>
+          <w:sz w:val="28"/>
+          <w:szCs w:val="28"/>
+        </w:rPr>
+      </w:pPr>
+      <w:r>
+        <w:rPr>
+          <w:rFonts w:ascii="Times New Roman" w:hAnsi="Times New Roman" w:cs="Times New Roman"/>
+          <w:sz w:val="28"/>
+          <w:szCs w:val="28"/>
+        </w:rPr>
+        <w:t>Retail, particularly food-related, stores often have inventory problems that are costly in that they lack the ability to track inventory and to have efficiency, which affects their bottom line in sales and customer satisfaction. Overstock, stockouts, and wastage on account of expired commodities are some of the foremost issues. For example, in Poland, about 5 million tons of food is wasted yearly. Of this, around 60% takes place in households, and the retail category comprises about 7% of the entire food waste (Poland Insight, 2024).</w:t>
+      </w:r>
+    </w:p>
+    <w:p>
+      <w:pPr>
+        <w:ind w:firstLine="360"/>
+        <w:jc w:val="both"/>
+        <w:rPr>
+          <w:rFonts w:ascii="Times New Roman" w:hAnsi="Times New Roman" w:cs="Times New Roman"/>
+          <w:sz w:val="28"/>
+          <w:szCs w:val="28"/>
+        </w:rPr>
+      </w:pPr>
+      <w:r>
+        <w:rPr>
+          <w:rFonts w:ascii="Times New Roman" w:hAnsi="Times New Roman" w:cs="Times New Roman"/>
+          <w:sz w:val="28"/>
+          <w:szCs w:val="28"/>
+        </w:rPr>
+        <w:t>On the other hand, as well as the food waste, overstocking and stockouts are also issues that should not be ignored. Excess inventory strains valuable storage space, resulting in financial losses from unsold goods, and stockouts hinder stores in meeting customer demand, resulting in lost sales and customer frustration. Artificial demand is compounded due to inaccurate forecasting, manual tracking, and delayed ordering mechanisms. Especially mom and pop stores find it difficult to utilize suitable stock keeping methods because of prohibitively expensive software systems which are also hard to understand and operate.</w:t>
+      </w:r>
+    </w:p>
+    <w:p>
+      <w:pPr>
+        <w:ind w:firstLine="360"/>
+        <w:jc w:val="both"/>
+        <w:rPr>
+          <w:rFonts w:ascii="Times New Roman" w:hAnsi="Times New Roman" w:cs="Times New Roman"/>
+          <w:sz w:val="28"/>
+          <w:szCs w:val="28"/>
+        </w:rPr>
+      </w:pPr>
+      <w:r>
+        <w:rPr>
+          <w:rFonts w:ascii="Times New Roman" w:hAnsi="Times New Roman" w:cs="Times New Roman"/>
+          <w:sz w:val="28"/>
+          <w:szCs w:val="28"/>
+        </w:rPr>
+        <w:t>This project aims to address these problems by designing a system which revolutionizes the management of inventory by automating the system instead of detailing the value of stock and enhancing the forecasting of demand. Through tactics like FIFO (First In, First Out) to automate when orders should be placed, the system can reduce waste, prevent overstocking, and even ensure that stores are always stocked with exactly the right amount of inventory. The goal is to offer a programmatically feasible, low-cost solution suitable for small and medium size stores that increases inventory stock efficiency, saves space and minimizes human errors in inventory stock operations.</w:t>
+      </w:r>
+    </w:p>
+    <w:p>
+      <w:pPr>
+        <w:jc w:val="both"/>
+        <w:rPr>
+          <w:rFonts w:ascii="Times New Roman" w:hAnsi="Times New Roman" w:cs="Times New Roman"/>
+          <w:sz w:val="28"/>
+          <w:szCs w:val="28"/>
+        </w:rPr>
+      </w:pPr>
+    </w:p>
+    <w:p>
+      <w:pPr>
+        <w:jc w:val="both"/>
+        <w:rPr>
+          <w:rFonts w:ascii="Times New Roman" w:hAnsi="Times New Roman" w:cs="Times New Roman"/>
+          <w:sz w:val="28"/>
+          <w:szCs w:val="28"/>
+        </w:rPr>
+      </w:pPr>
+    </w:p>
+    <w:p>
+      <w:pPr>
+        <w:jc w:val="both"/>
         <w:rPr>
           <w:rFonts w:ascii="Times New Roman" w:hAnsi="Times New Roman" w:cs="Times New Roman"/>
           <w:b/>
@@ -68,8 +167,7 @@
           <w:sz w:val="32"/>
           <w:szCs w:val="32"/>
         </w:rPr>
-        <w:t>1.</w:t>
-      </w:r>
+      </w:pPr>
       <w:r>
         <w:rPr>
           <w:rFonts w:ascii="Times New Roman" w:hAnsi="Times New Roman" w:cs="Times New Roman"/>
@@ -78,9 +176,122 @@
           <w:sz w:val="32"/>
           <w:szCs w:val="32"/>
         </w:rPr>
-        <w:t>1</w:t>
-      </w:r>
-      <w:r>
+        <w:lastRenderedPageBreak/>
+        <w:t>1.2 Motivation / Other Work</w:t>
+      </w:r>
+    </w:p>
+    <w:p>
+      <w:pPr>
+        <w:ind w:firstLine="360"/>
+        <w:jc w:val="both"/>
+        <w:rPr>
+          <w:rFonts w:ascii="Times New Roman" w:hAnsi="Times New Roman" w:cs="Times New Roman"/>
+          <w:sz w:val="28"/>
+          <w:szCs w:val="28"/>
+        </w:rPr>
+      </w:pPr>
+      <w:r>
+        <w:rPr>
+          <w:rFonts w:ascii="Times New Roman" w:hAnsi="Times New Roman" w:cs="Times New Roman"/>
+          <w:sz w:val="28"/>
+          <w:szCs w:val="28"/>
+        </w:rPr>
+        <w:t>Traditional methods of inventory management such as spreadsheets and manual tracking can no longer meet the objectives of redefining retail that modern businesses now demand. Tens of thousands of stores are still grappling with a backlog of unsold merchandise, much of which has or will become waste, especially in the case of perishable items. In addition, companies are often running out-of-stock of popular products, leading to missed sales and unhappy customers.</w:t>
+      </w:r>
+    </w:p>
+    <w:p>
+      <w:pPr>
+        <w:ind w:firstLine="360"/>
+        <w:jc w:val="both"/>
+        <w:rPr>
+          <w:rFonts w:ascii="Times New Roman" w:hAnsi="Times New Roman" w:cs="Times New Roman"/>
+          <w:sz w:val="28"/>
+          <w:szCs w:val="28"/>
+        </w:rPr>
+      </w:pPr>
+      <w:r>
+        <w:rPr>
+          <w:rFonts w:ascii="Times New Roman" w:hAnsi="Times New Roman" w:cs="Times New Roman"/>
+          <w:sz w:val="28"/>
+          <w:szCs w:val="28"/>
+        </w:rPr>
+        <w:t xml:space="preserve">Automated inventory systems exist, but they are often priced outside the reach of small to mid-sized shops or too complex to use. Such systems are often oriented to large industry, provide functionality that small businesses may not require, and are not readily applicable. Therefore, </w:t>
+      </w:r>
+      <w:r>
+        <w:rPr>
+          <w:rFonts w:ascii="Times New Roman" w:hAnsi="Times New Roman" w:cs="Times New Roman"/>
+          <w:sz w:val="28"/>
+          <w:szCs w:val="28"/>
+        </w:rPr>
+        <w:t>many</w:t>
+      </w:r>
+      <w:r>
+        <w:rPr>
+          <w:rFonts w:ascii="Times New Roman" w:hAnsi="Times New Roman" w:cs="Times New Roman"/>
+          <w:sz w:val="28"/>
+          <w:szCs w:val="28"/>
+        </w:rPr>
+        <w:t xml:space="preserve"> store owners </w:t>
+      </w:r>
+      <w:proofErr w:type="gramStart"/>
+      <w:r>
+        <w:rPr>
+          <w:rFonts w:ascii="Times New Roman" w:hAnsi="Times New Roman" w:cs="Times New Roman"/>
+          <w:sz w:val="28"/>
+          <w:szCs w:val="28"/>
+        </w:rPr>
+        <w:t>still continue</w:t>
+      </w:r>
+      <w:proofErr w:type="gramEnd"/>
+      <w:r>
+        <w:rPr>
+          <w:rFonts w:ascii="Times New Roman" w:hAnsi="Times New Roman" w:cs="Times New Roman"/>
+          <w:sz w:val="28"/>
+          <w:szCs w:val="28"/>
+        </w:rPr>
+        <w:t xml:space="preserve"> to make decisions using antiquated techniques that make them susceptible to inventory problems like overstocking, waste, and lost sales.</w:t>
+      </w:r>
+    </w:p>
+    <w:p>
+      <w:pPr>
+        <w:ind w:firstLine="360"/>
+        <w:jc w:val="both"/>
+        <w:rPr>
+          <w:rFonts w:ascii="Times New Roman" w:hAnsi="Times New Roman" w:cs="Times New Roman"/>
+          <w:sz w:val="28"/>
+          <w:szCs w:val="28"/>
+        </w:rPr>
+      </w:pPr>
+      <w:r>
+        <w:rPr>
+          <w:rFonts w:ascii="Times New Roman" w:hAnsi="Times New Roman" w:cs="Times New Roman"/>
+          <w:sz w:val="28"/>
+          <w:szCs w:val="28"/>
+        </w:rPr>
+        <w:t xml:space="preserve">The purpose of this project is to build such a system that solves these issues and does not burden the store manager at all. By </w:t>
+      </w:r>
+      <w:proofErr w:type="gramStart"/>
+      <w:r>
+        <w:rPr>
+          <w:rFonts w:ascii="Times New Roman" w:hAnsi="Times New Roman" w:cs="Times New Roman"/>
+          <w:sz w:val="28"/>
+          <w:szCs w:val="28"/>
+        </w:rPr>
+        <w:t>honing in</w:t>
+      </w:r>
+      <w:proofErr w:type="gramEnd"/>
+      <w:r>
+        <w:rPr>
+          <w:rFonts w:ascii="Times New Roman" w:hAnsi="Times New Roman" w:cs="Times New Roman"/>
+          <w:sz w:val="28"/>
+          <w:szCs w:val="28"/>
+        </w:rPr>
+        <w:t xml:space="preserve"> on top inventory management features - including FIFO, auto-navigation, and error reduction, this product comes as an affordable and efficient solution for small and medium retail stores to better manage their inventory.</w:t>
+      </w:r>
+    </w:p>
+    <w:p>
+      <w:pPr>
+        <w:jc w:val="both"/>
         <w:rPr>
           <w:rFonts w:ascii="Times New Roman" w:hAnsi="Times New Roman" w:cs="Times New Roman"/>
           <w:b/>
@@ -88,121 +299,8 @@
           <w:sz w:val="32"/>
           <w:szCs w:val="32"/>
         </w:rPr>
-        <w:t xml:space="preserve"> General Problem</w:t>
-      </w:r>
-    </w:p>
-    <w:p>
-      <w:pPr>
-        <w:spacing w:line="360" w:lineRule="auto"/>
-        <w:ind w:firstLine="360"/>
-        <w:jc w:val="both"/>
-        <w:rPr>
-          <w:rFonts w:ascii="Times New Roman" w:hAnsi="Times New Roman" w:cs="Times New Roman"/>
-        </w:rPr>
-      </w:pPr>
-      <w:r>
-        <w:rPr>
-          <w:rFonts w:ascii="Times New Roman" w:hAnsi="Times New Roman" w:cs="Times New Roman"/>
-        </w:rPr>
-        <w:t xml:space="preserve">Retail stores, especially those in the food sector, often face significant challenges related to inventory management, leading to inefficiencies that impact both financial performance and customer satisfaction. Among the most pressing issues are overstocking, stockouts, and waste due to expired goods. For instance, In Poland, it is estimated that approximately 5 million </w:t>
-      </w:r>
-      <w:r>
-        <w:rPr>
-          <w:rFonts w:ascii="Times New Roman" w:hAnsi="Times New Roman" w:cs="Times New Roman"/>
-        </w:rPr>
-        <w:t>tons</w:t>
-      </w:r>
-      <w:r>
-        <w:rPr>
-          <w:rFonts w:ascii="Times New Roman" w:hAnsi="Times New Roman" w:cs="Times New Roman"/>
-        </w:rPr>
-        <w:t xml:space="preserve"> of food are wasted annually. Of this, about 60% occurs in households, while the retail sector accounts for approximately 7% of the total food waste</w:t>
-      </w:r>
-      <w:r>
-        <w:rPr>
-          <w:rFonts w:ascii="Times New Roman" w:hAnsi="Times New Roman" w:cs="Times New Roman"/>
-        </w:rPr>
-        <w:t>(</w:t>
-      </w:r>
-      <w:r>
-        <w:rPr>
-          <w:rFonts w:ascii="Times New Roman" w:hAnsi="Times New Roman" w:cs="Times New Roman"/>
-        </w:rPr>
-        <w:t>​</w:t>
-      </w:r>
-      <w:hyperlink r:id="rId7" w:tgtFrame="_blank" w:history="1">
-        <w:r>
-          <w:rPr>
-            <w:rStyle w:val="Hyperlink"/>
-            <w:rFonts w:ascii="Times New Roman" w:hAnsi="Times New Roman" w:cs="Times New Roman"/>
-          </w:rPr>
-          <w:t>Poland Insig</w:t>
-        </w:r>
-        <w:r>
-          <w:rPr>
-            <w:rStyle w:val="Hyperlink"/>
-            <w:rFonts w:ascii="Times New Roman" w:hAnsi="Times New Roman" w:cs="Times New Roman"/>
-          </w:rPr>
-          <w:t>h</w:t>
-        </w:r>
-        <w:r>
-          <w:rPr>
-            <w:rStyle w:val="Hyperlink"/>
-            <w:rFonts w:ascii="Times New Roman" w:hAnsi="Times New Roman" w:cs="Times New Roman"/>
-          </w:rPr>
-          <w:t>t</w:t>
-        </w:r>
-      </w:hyperlink>
-      <w:r>
-        <w:rPr>
-          <w:rFonts w:ascii="Times New Roman" w:hAnsi="Times New Roman" w:cs="Times New Roman"/>
-        </w:rPr>
-        <w:t>, 2024).</w:t>
-      </w:r>
-      <w:r>
-        <w:rPr>
-          <w:rStyle w:val="FootnoteReference"/>
-          <w:rFonts w:ascii="Times New Roman" w:hAnsi="Times New Roman" w:cs="Times New Roman"/>
-        </w:rPr>
-        <w:footnoteReference w:id="1"/>
-      </w:r>
-    </w:p>
-    <w:p>
-      <w:pPr>
-        <w:spacing w:line="360" w:lineRule="auto"/>
-        <w:ind w:firstLine="360"/>
-        <w:jc w:val="both"/>
-        <w:rPr>
-          <w:rFonts w:ascii="Times New Roman" w:hAnsi="Times New Roman" w:cs="Times New Roman"/>
-        </w:rPr>
-      </w:pPr>
-      <w:r>
-        <w:rPr>
-          <w:rFonts w:ascii="Times New Roman" w:hAnsi="Times New Roman" w:cs="Times New Roman"/>
-        </w:rPr>
-        <w:t>In addition to food waste, the problem of overstocking and stockouts presents a serious challenge. Overstocking ties up valuable storage space and leads to financial losses as goods sit unsold, while stockouts prevent stores from fulfilling customer demand, leading to missed sales and customer dissatisfaction. The imbalance between supply and demand is further exacerbated by inaccurate forecasting, reliance on manual tracking, and delayed reordering processes. Smaller stores, in particular, often struggle to adopt effective inventory management systems due to the high costs and complexity of existing software solutions designed for larger enterprises.</w:t>
-      </w:r>
-    </w:p>
-    <w:p>
-      <w:pPr>
-        <w:spacing w:line="360" w:lineRule="auto"/>
-        <w:ind w:firstLine="360"/>
-        <w:jc w:val="both"/>
-        <w:rPr>
-          <w:rFonts w:ascii="Times New Roman" w:hAnsi="Times New Roman" w:cs="Times New Roman"/>
-        </w:rPr>
-      </w:pPr>
-      <w:r>
-        <w:rPr>
-          <w:rFonts w:ascii="Times New Roman" w:hAnsi="Times New Roman" w:cs="Times New Roman"/>
-        </w:rPr>
-        <w:t>This project aims to tackle these problems by developing a system that optimizes inventory management practices through automation, better stock tracking, and more accurate demand forecasting. By implementing strategies like FIFO (First In, First Out) and automating reorder processes, the system will reduce waste, avoid overstocking, and ensure that stores are always stocked with the right amount of goods. The objective is to provide small and medium-sized stores with an affordable and easy-to-use solution that improves inventory efficiency, saves space, and reduces human error in managing stock.</w:t>
-      </w:r>
-    </w:p>
-    <w:p>
-      <w:pPr>
-        <w:spacing w:line="360" w:lineRule="auto"/>
-        <w:jc w:val="both"/>
+      </w:pPr>
+      <w:r>
         <w:rPr>
           <w:rFonts w:ascii="Times New Roman" w:hAnsi="Times New Roman" w:cs="Times New Roman"/>
           <w:b/>
@@ -210,8 +308,110 @@
           <w:sz w:val="32"/>
           <w:szCs w:val="32"/>
         </w:rPr>
-      </w:pPr>
-      <w:r>
+        <w:t>1.3 Description of Product</w:t>
+      </w:r>
+    </w:p>
+    <w:p>
+      <w:pPr>
+        <w:ind w:firstLine="360"/>
+        <w:jc w:val="both"/>
+        <w:rPr>
+          <w:rFonts w:ascii="Times New Roman" w:hAnsi="Times New Roman" w:cs="Times New Roman"/>
+          <w:sz w:val="28"/>
+          <w:szCs w:val="28"/>
+        </w:rPr>
+      </w:pPr>
+      <w:r>
+        <w:rPr>
+          <w:rFonts w:ascii="Times New Roman" w:hAnsi="Times New Roman" w:cs="Times New Roman"/>
+          <w:sz w:val="28"/>
+          <w:szCs w:val="28"/>
+        </w:rPr>
+        <w:t>The solution is a system which fulfills the need for improved inventory management and as such eliminates manual processes and decreases errors typical for managing inventory. The goal of the product is to make FIFO work for you, and save you from waste due to product expiration, loss of revenue due to overstocking, and stockouts of those high demand items. Automated Order Processing: Orders are processed automatically if the inventory quantities fall below a predefined level, meaning that stores can order only what is needed and free up storage space and capital.</w:t>
+      </w:r>
+    </w:p>
+    <w:p>
+      <w:pPr>
+        <w:ind w:firstLine="360"/>
+        <w:jc w:val="both"/>
+        <w:rPr>
+          <w:rFonts w:ascii="Times New Roman" w:hAnsi="Times New Roman" w:cs="Times New Roman"/>
+          <w:sz w:val="28"/>
+          <w:szCs w:val="28"/>
+        </w:rPr>
+      </w:pPr>
+      <w:r>
+        <w:rPr>
+          <w:rFonts w:ascii="Times New Roman" w:hAnsi="Times New Roman" w:cs="Times New Roman"/>
+          <w:sz w:val="28"/>
+          <w:szCs w:val="28"/>
+        </w:rPr>
+        <w:t xml:space="preserve">The system will incorporate automated inventory accounting, real-time notifications, and easier order automation for a system with less dependence on human input and decision. Store managers will </w:t>
+      </w:r>
+      <w:r>
+        <w:rPr>
+          <w:rFonts w:ascii="Times New Roman" w:hAnsi="Times New Roman" w:cs="Times New Roman"/>
+          <w:sz w:val="28"/>
+          <w:szCs w:val="28"/>
+        </w:rPr>
+        <w:t>always have access to instant inventory status</w:t>
+      </w:r>
+      <w:r>
+        <w:rPr>
+          <w:rFonts w:ascii="Times New Roman" w:hAnsi="Times New Roman" w:cs="Times New Roman"/>
+          <w:sz w:val="28"/>
+          <w:szCs w:val="28"/>
+        </w:rPr>
+        <w:t xml:space="preserve">, check stock levels, and get alerted when it’s time to restock. Not </w:t>
+      </w:r>
+      <w:r>
+        <w:rPr>
+          <w:rFonts w:ascii="Times New Roman" w:hAnsi="Times New Roman" w:cs="Times New Roman"/>
+          <w:sz w:val="28"/>
+          <w:szCs w:val="28"/>
+        </w:rPr>
+        <w:lastRenderedPageBreak/>
+        <w:t xml:space="preserve">only does this help minimize </w:t>
+      </w:r>
+      <w:r>
+        <w:rPr>
+          <w:rFonts w:ascii="Times New Roman" w:hAnsi="Times New Roman" w:cs="Times New Roman"/>
+          <w:sz w:val="28"/>
+          <w:szCs w:val="28"/>
+        </w:rPr>
+        <w:t>waste but</w:t>
+      </w:r>
+      <w:r>
+        <w:rPr>
+          <w:rFonts w:ascii="Times New Roman" w:hAnsi="Times New Roman" w:cs="Times New Roman"/>
+          <w:sz w:val="28"/>
+          <w:szCs w:val="28"/>
+        </w:rPr>
+        <w:t xml:space="preserve"> also avoids the clogging up of store warehouses from unnecessary storing of bulk inventory.</w:t>
+      </w:r>
+    </w:p>
+    <w:p>
+      <w:pPr>
+        <w:ind w:firstLine="360"/>
+        <w:jc w:val="both"/>
+        <w:rPr>
+          <w:rFonts w:ascii="Times New Roman" w:hAnsi="Times New Roman" w:cs="Times New Roman"/>
+          <w:sz w:val="28"/>
+          <w:szCs w:val="28"/>
+        </w:rPr>
+      </w:pPr>
+      <w:r>
+        <w:rPr>
+          <w:rFonts w:ascii="Times New Roman" w:hAnsi="Times New Roman" w:cs="Times New Roman"/>
+          <w:sz w:val="28"/>
+          <w:szCs w:val="28"/>
+        </w:rPr>
+        <w:t>Though the system is initially aimed at small to medium-sized stores, it can be expanded and customized for varying types of retail settings. With the further development of the platform, other features might follow, things like advanced demand forecasting and supply chain systems integration, but the aim is and remains the same: making it easier and more efficient to manage stock.</w:t>
+      </w:r>
+    </w:p>
+    <w:p>
+      <w:pPr>
+        <w:jc w:val="both"/>
         <w:rPr>
           <w:rFonts w:ascii="Times New Roman" w:hAnsi="Times New Roman" w:cs="Times New Roman"/>
           <w:b/>
@@ -219,9 +419,7 @@
           <w:sz w:val="32"/>
           <w:szCs w:val="32"/>
         </w:rPr>
-        <w:lastRenderedPageBreak/>
-        <w:t>1.</w:t>
-      </w:r>
+      </w:pPr>
       <w:r>
         <w:rPr>
           <w:rFonts w:ascii="Times New Roman" w:hAnsi="Times New Roman" w:cs="Times New Roman"/>
@@ -230,243 +428,119 @@
           <w:sz w:val="32"/>
           <w:szCs w:val="32"/>
         </w:rPr>
-        <w:t>2 Motivation / Other Approaches</w:t>
-      </w:r>
-    </w:p>
-    <w:p>
-      <w:pPr>
-        <w:spacing w:line="360" w:lineRule="auto"/>
+        <w:t>1.4 Significance</w:t>
+      </w:r>
+    </w:p>
+    <w:p>
+      <w:pPr>
         <w:ind w:firstLine="360"/>
         <w:jc w:val="both"/>
         <w:rPr>
           <w:rFonts w:ascii="Times New Roman" w:hAnsi="Times New Roman" w:cs="Times New Roman"/>
-        </w:rPr>
-      </w:pPr>
-      <w:r>
-        <w:rPr>
-          <w:rFonts w:ascii="Times New Roman" w:hAnsi="Times New Roman" w:cs="Times New Roman"/>
-        </w:rPr>
-        <w:t>Traditional inventory management methods, including manual tracking and simple software, often fail to keep up with the demands of modern retail. Many stores continue to struggle with the accumulation of unsold goods, leading to waste, especially for perishable items. Moreover, businesses frequently face stockouts of high-demand products, resulting in lost sales and frustrated customers.</w:t>
-      </w:r>
-    </w:p>
-    <w:p>
-      <w:pPr>
-        <w:spacing w:line="360" w:lineRule="auto"/>
+          <w:sz w:val="28"/>
+          <w:szCs w:val="28"/>
+        </w:rPr>
+      </w:pPr>
+      <w:r>
+        <w:rPr>
+          <w:rFonts w:ascii="Times New Roman" w:hAnsi="Times New Roman" w:cs="Times New Roman"/>
+          <w:sz w:val="28"/>
+          <w:szCs w:val="28"/>
+        </w:rPr>
+        <w:t>This project is important because it provides a readily adaptable and low-cost solution to common retail inventory issues. Presented in these pages is a system, which is not as complex or as costly as the ‘high end’ of the enterprise market, which performs a simple, pragmatic service to smaller stores. It assists store managers in keeping track of their inventories, helping to prevent stockouts and overstocking, while also optimizing their warehouse space, and reducing waste, all through reducing any human related mistakes.</w:t>
+      </w:r>
+    </w:p>
+    <w:p>
+      <w:pPr>
         <w:ind w:firstLine="360"/>
         <w:jc w:val="both"/>
         <w:rPr>
           <w:rFonts w:ascii="Times New Roman" w:hAnsi="Times New Roman" w:cs="Times New Roman"/>
-        </w:rPr>
-      </w:pPr>
-      <w:r>
-        <w:rPr>
-          <w:rFonts w:ascii="Times New Roman" w:hAnsi="Times New Roman" w:cs="Times New Roman"/>
-        </w:rPr>
-        <w:t>Automated inventory systems are available, but many are either too expensive or too complex for small to mid-sized stores. These systems often focus on large-scale enterprises, offering features that small businesses may not need, making them difficult to implement. As a result, many store owners rely on outdated methods, leaving them vulnerable to inventory issues such as overstocking, waste, and missed sales.</w:t>
-      </w:r>
-    </w:p>
-    <w:p>
-      <w:pPr>
-        <w:spacing w:line="360" w:lineRule="auto"/>
+          <w:sz w:val="28"/>
+          <w:szCs w:val="28"/>
+        </w:rPr>
+      </w:pPr>
+      <w:r>
+        <w:rPr>
+          <w:rFonts w:ascii="Times New Roman" w:hAnsi="Times New Roman" w:cs="Times New Roman"/>
+          <w:sz w:val="28"/>
+          <w:szCs w:val="28"/>
+        </w:rPr>
+        <w:t xml:space="preserve">By adding in automatic stock reordering and applying FIFO, the system can provide a more accurate, and less manual, inventory management experience. These insights can help store owners and managers make more informed decisions on an ongoing basis, so they only order what they need and avoid overspending. The approach not only contributes to operational efficiency and customer satisfaction by always keeping popular items on the shelf and saving expired </w:t>
+      </w:r>
+      <w:r>
+        <w:rPr>
+          <w:rFonts w:ascii="Times New Roman" w:hAnsi="Times New Roman" w:cs="Times New Roman"/>
+          <w:sz w:val="28"/>
+          <w:szCs w:val="28"/>
+        </w:rPr>
+        <w:t>items but</w:t>
+      </w:r>
+      <w:r>
+        <w:rPr>
+          <w:rFonts w:ascii="Times New Roman" w:hAnsi="Times New Roman" w:cs="Times New Roman"/>
+          <w:sz w:val="28"/>
+          <w:szCs w:val="28"/>
+        </w:rPr>
+        <w:t xml:space="preserve"> also contributes to corporate social responsibility by reducing the amount of expired inventory.</w:t>
+      </w:r>
+    </w:p>
+    <w:p>
+      <w:pPr>
         <w:ind w:firstLine="360"/>
         <w:jc w:val="both"/>
         <w:rPr>
           <w:rFonts w:ascii="Times New Roman" w:hAnsi="Times New Roman" w:cs="Times New Roman"/>
-        </w:rPr>
-      </w:pPr>
-      <w:r>
-        <w:rPr>
-          <w:rFonts w:ascii="Times New Roman" w:hAnsi="Times New Roman" w:cs="Times New Roman"/>
-        </w:rPr>
-        <w:t>The goal of this project is to develop a system that addresses these problems without overwhelming store managers. By focusing on key inventory management features</w:t>
-      </w:r>
-      <w:r>
-        <w:rPr>
-          <w:rFonts w:ascii="Times New Roman" w:hAnsi="Times New Roman" w:cs="Times New Roman"/>
-        </w:rPr>
-        <w:t xml:space="preserve"> – </w:t>
-      </w:r>
-      <w:r>
-        <w:rPr>
-          <w:rFonts w:ascii="Times New Roman" w:hAnsi="Times New Roman" w:cs="Times New Roman"/>
-        </w:rPr>
-        <w:t xml:space="preserve">such as FIFO, automatic reordering, and error </w:t>
-      </w:r>
-      <w:r>
-        <w:rPr>
-          <w:rFonts w:ascii="Times New Roman" w:hAnsi="Times New Roman" w:cs="Times New Roman"/>
-        </w:rPr>
-        <w:t xml:space="preserve">minimization, </w:t>
-      </w:r>
-      <w:r>
-        <w:rPr>
-          <w:rFonts w:ascii="Times New Roman" w:hAnsi="Times New Roman" w:cs="Times New Roman"/>
-        </w:rPr>
-        <w:t>this project offers a solution that is both affordable and effective, enabling small and medium-sized retail stores to manage their stock more efficiently.</w:t>
-      </w:r>
-    </w:p>
-    <w:p>
-      <w:pPr>
-        <w:spacing w:line="360" w:lineRule="auto"/>
-        <w:jc w:val="both"/>
-        <w:rPr>
-          <w:rFonts w:ascii="Times New Roman" w:hAnsi="Times New Roman" w:cs="Times New Roman"/>
-          <w:b/>
-          <w:bCs/>
-          <w:sz w:val="32"/>
-          <w:szCs w:val="32"/>
-        </w:rPr>
-      </w:pPr>
-      <w:r>
-        <w:rPr>
-          <w:rFonts w:ascii="Times New Roman" w:hAnsi="Times New Roman" w:cs="Times New Roman"/>
-          <w:b/>
-          <w:bCs/>
-          <w:sz w:val="32"/>
-          <w:szCs w:val="32"/>
-        </w:rPr>
-        <w:t>1.</w:t>
-      </w:r>
-      <w:r>
-        <w:rPr>
-          <w:rFonts w:ascii="Times New Roman" w:hAnsi="Times New Roman" w:cs="Times New Roman"/>
-          <w:b/>
-          <w:bCs/>
-          <w:sz w:val="32"/>
-          <w:szCs w:val="32"/>
-        </w:rPr>
-        <w:t>3 Description of Product</w:t>
-      </w:r>
-    </w:p>
-    <w:p>
-      <w:pPr>
-        <w:spacing w:line="360" w:lineRule="auto"/>
+          <w:sz w:val="28"/>
+          <w:szCs w:val="28"/>
+        </w:rPr>
+      </w:pPr>
+      <w:r>
+        <w:rPr>
+          <w:rFonts w:ascii="Times New Roman" w:hAnsi="Times New Roman" w:cs="Times New Roman"/>
+          <w:sz w:val="28"/>
+          <w:szCs w:val="28"/>
+        </w:rPr>
+        <w:t>The specific characteristics of the contribution is its simplicity and efficiency, making it applicable to small and medium size retail companies. The system implements state-of-the-art inventory management functionality which does not require the complexity of a large enterprise scale system, and which offers a simple, cost-effective solution to increasing store performance while lowering costs.</w:t>
+      </w:r>
+    </w:p>
+    <w:p>
+      <w:pPr>
         <w:ind w:firstLine="360"/>
         <w:jc w:val="both"/>
         <w:rPr>
           <w:rFonts w:ascii="Times New Roman" w:hAnsi="Times New Roman" w:cs="Times New Roman"/>
-        </w:rPr>
-      </w:pPr>
-      <w:r>
-        <w:rPr>
-          <w:rFonts w:ascii="Times New Roman" w:hAnsi="Times New Roman" w:cs="Times New Roman"/>
-        </w:rPr>
-        <w:t>The project addresses the need for better inventory management by designing a system that automates key processes and minimizes common inventory issues. The product aims to implement FIFO effectively to prevent waste due to expiration, prevent overstocking by accurately predicting demand, and avoid stockouts of high-demand items. By automating orders when stock levels drop below a set threshold, the system ensures that stores only order the necessary amount of goods, optimizing both storage space and capital.</w:t>
-      </w:r>
-    </w:p>
-    <w:p>
-      <w:pPr>
-        <w:spacing w:line="360" w:lineRule="auto"/>
+          <w:sz w:val="28"/>
+          <w:szCs w:val="28"/>
+        </w:rPr>
+      </w:pPr>
+    </w:p>
+    <w:p>
+      <w:pPr>
+        <w:rPr>
+          <w:rFonts w:ascii="Times New Roman" w:hAnsi="Times New Roman" w:cs="Times New Roman"/>
+          <w:sz w:val="28"/>
+          <w:szCs w:val="28"/>
+        </w:rPr>
+      </w:pPr>
+      <w:r>
+        <w:rPr>
+          <w:rFonts w:ascii="Times New Roman" w:hAnsi="Times New Roman" w:cs="Times New Roman"/>
+          <w:sz w:val="28"/>
+          <w:szCs w:val="28"/>
+        </w:rPr>
+        <w:br w:type="page"/>
+      </w:r>
+    </w:p>
+    <w:p>
+      <w:pPr>
         <w:ind w:firstLine="360"/>
         <w:jc w:val="both"/>
         <w:rPr>
-          <w:rFonts w:ascii="Times New Roman" w:hAnsi="Times New Roman" w:cs="Times New Roman"/>
-        </w:rPr>
-      </w:pPr>
-      <w:r>
-        <w:rPr>
-          <w:rFonts w:ascii="Times New Roman" w:hAnsi="Times New Roman" w:cs="Times New Roman"/>
-        </w:rPr>
-        <w:t>The system will feature automatic stock tracking, real-time alerts, and simplified reorder processes to reduce the reliance on manual input and human decision-making. Store managers will be able to view real-time inventory data, monitor stock levels, and receive notifications when items need to be reordered. This approach not only reduces waste but also saves space in the store warehouse by preventing the storage of excessive inventory.</w:t>
-      </w:r>
-    </w:p>
-    <w:p>
-      <w:pPr>
-        <w:spacing w:line="360" w:lineRule="auto"/>
-        <w:ind w:firstLine="360"/>
-        <w:jc w:val="both"/>
-        <w:rPr>
-          <w:rFonts w:ascii="Times New Roman" w:hAnsi="Times New Roman" w:cs="Times New Roman"/>
-        </w:rPr>
-      </w:pPr>
-      <w:r>
-        <w:rPr>
-          <w:rFonts w:ascii="Times New Roman" w:hAnsi="Times New Roman" w:cs="Times New Roman"/>
-        </w:rPr>
-        <w:lastRenderedPageBreak/>
-        <w:t>While the system’s core focus will be on small to medium-sized stores, it is designed to be scalable and adaptable to different types of retail environments. As the platform evolves, additional features may be added, such as advanced demand forecasting and integration with supply chain systems, but the primary goal remains the same: to streamline and optimize the inventory management process.</w:t>
-      </w:r>
-    </w:p>
-    <w:p>
-      <w:pPr>
-        <w:spacing w:line="360" w:lineRule="auto"/>
-        <w:jc w:val="both"/>
-        <w:rPr>
-          <w:rFonts w:ascii="Times New Roman" w:hAnsi="Times New Roman" w:cs="Times New Roman"/>
-          <w:b/>
-          <w:bCs/>
-          <w:sz w:val="32"/>
-          <w:szCs w:val="32"/>
-        </w:rPr>
-      </w:pPr>
-      <w:r>
-        <w:rPr>
-          <w:rFonts w:ascii="Times New Roman" w:hAnsi="Times New Roman" w:cs="Times New Roman"/>
-          <w:b/>
-          <w:bCs/>
-          <w:sz w:val="32"/>
-          <w:szCs w:val="32"/>
-        </w:rPr>
-        <w:t>1.</w:t>
-      </w:r>
-      <w:r>
-        <w:rPr>
-          <w:rFonts w:ascii="Times New Roman" w:hAnsi="Times New Roman" w:cs="Times New Roman"/>
-          <w:b/>
-          <w:bCs/>
-          <w:sz w:val="32"/>
-          <w:szCs w:val="32"/>
-        </w:rPr>
-        <w:t>4 Significance</w:t>
-      </w:r>
-    </w:p>
-    <w:p>
-      <w:pPr>
-        <w:spacing w:line="360" w:lineRule="auto"/>
-        <w:ind w:firstLine="360"/>
-        <w:jc w:val="both"/>
-        <w:rPr>
-          <w:rFonts w:ascii="Times New Roman" w:hAnsi="Times New Roman" w:cs="Times New Roman"/>
-        </w:rPr>
-      </w:pPr>
-      <w:r>
-        <w:rPr>
-          <w:rFonts w:ascii="Times New Roman" w:hAnsi="Times New Roman" w:cs="Times New Roman"/>
-        </w:rPr>
-        <w:t>This project is significant because it offers an accessible and cost-effective solution to common inventory challenges in retail. Unlike complex, expensive enterprise systems, this system focuses on simplicity and practicality, addressing the needs of smaller stores. It helps store managers prevent stockouts and overstocking, optimize their warehouse space, and reduce waste, all while minimizing human error in the process.</w:t>
-      </w:r>
-    </w:p>
-    <w:p>
-      <w:pPr>
-        <w:spacing w:line="360" w:lineRule="auto"/>
-        <w:ind w:firstLine="360"/>
-        <w:jc w:val="both"/>
-        <w:rPr>
-          <w:rFonts w:ascii="Times New Roman" w:hAnsi="Times New Roman" w:cs="Times New Roman"/>
-        </w:rPr>
-      </w:pPr>
-      <w:r>
-        <w:rPr>
-          <w:rFonts w:ascii="Times New Roman" w:hAnsi="Times New Roman" w:cs="Times New Roman"/>
-        </w:rPr>
-        <w:t>By automating stock reordering and implementing FIFO, the system makes inventory management more accurate and less time-consuming. Store owners and managers will be able to make better decisions based on real-time data, ensuring they only order what is needed and avoid unnecessary expenses. This approach not only improves operational efficiency but also enhances customer satisfaction by keeping popular items in stock and reducing expired goods.</w:t>
-      </w:r>
-    </w:p>
-    <w:p>
-      <w:pPr>
-        <w:spacing w:line="360" w:lineRule="auto"/>
-        <w:ind w:firstLine="360"/>
-        <w:jc w:val="both"/>
-        <w:rPr>
-          <w:rFonts w:ascii="Times New Roman" w:hAnsi="Times New Roman" w:cs="Times New Roman"/>
-        </w:rPr>
-      </w:pPr>
-      <w:r>
-        <w:rPr>
-          <w:rFonts w:ascii="Times New Roman" w:hAnsi="Times New Roman" w:cs="Times New Roman"/>
-        </w:rPr>
-        <w:t>The novelty of this work lies in its focus on simplicity and efficiency, making it an ideal solution for small and mid-sized retail stores. The project introduces smart inventory management features without the complexity of large-scale enterprise systems, providing a practical and user-friendly tool that improves store performance and reduces costs.</w:t>
-      </w:r>
+          <w:sz w:val="28"/>
+          <w:szCs w:val="28"/>
+        </w:rPr>
+      </w:pPr>
     </w:p>
     <w:sectPr>
       <w:pgSz w:w="12240" w:h="15840"/>
@@ -523,58 +597,6 @@
       <w:r>
         <w:continuationSeparator/>
       </w:r>
-    </w:p>
-  </w:footnote>
-  <w:footnote w:id="1">
-    <w:p>
-      <w:pPr>
-        <w:pStyle w:val="FootnoteText"/>
-        <w:rPr>
-          <w:b/>
-          <w:bCs/>
-        </w:rPr>
-      </w:pPr>
-      <w:r>
-        <w:rPr>
-          <w:rStyle w:val="FootnoteReference"/>
-        </w:rPr>
-        <w:footnoteRef/>
-      </w:r>
-      <w:r>
-        <w:t xml:space="preserve"> </w:t>
-      </w:r>
-      <w:r>
-        <w:t>Adam Ujazdowski</w:t>
-      </w:r>
-      <w:r>
-        <w:t>, “</w:t>
-      </w:r>
-      <w:r>
-        <w:t>Poles Still Waste 5 Million Tons of Food Annually Despite Growing Awareness</w:t>
-      </w:r>
-      <w:r>
-        <w:t xml:space="preserve">”, Poland Insight, November 2024, </w:t>
-      </w:r>
-      <w:hyperlink r:id="rId1" w:history="1">
-        <w:r>
-          <w:rPr>
-            <w:rStyle w:val="Hyperlink"/>
-          </w:rPr>
-          <w:t>https://polandinsigh</w:t>
-        </w:r>
-        <w:r>
-          <w:rPr>
-            <w:rStyle w:val="Hyperlink"/>
-          </w:rPr>
-          <w:t>t</w:t>
-        </w:r>
-        <w:r>
-          <w:rPr>
-            <w:rStyle w:val="Hyperlink"/>
-          </w:rPr>
-          <w:t>.com/poles-still-waste-5-million-tons-of-food-annually-despite-growing-awareness-32882/</w:t>
-        </w:r>
-      </w:hyperlink>
     </w:p>
   </w:footnote>
 </w:footnotes>
@@ -1181,6 +1203,7 @@
   <w:style w:type="character" w:default="1" w:styleId="DefaultParagraphFont">
     <w:name w:val="Default Paragraph Font"/>
     <w:uiPriority w:val="1"/>
+    <w:semiHidden/>
     <w:unhideWhenUsed/>
   </w:style>
   <w:style w:type="table" w:default="1" w:styleId="TableNormal">
